--- a/문서/전투/캐릭터/종족/종족 기획서.docx
+++ b/문서/전투/캐릭터/종족/종족 기획서.docx
@@ -754,7 +754,7 @@
               </mc:Choice>
               <mc:Fallback>
                 <w:pict>
-                  <v:group w14:anchorId="576B3C3C" id="그룹 2" o:spid="_x0000_s1026" style="position:absolute;left:0;text-align:left;margin-left:0;margin-top:0;width:432.65pt;height:448.55pt;z-index:-251695104;mso-width-percent:706;mso-height-percent:566;mso-left-percent:220;mso-top-percent:300;mso-position-horizontal-relative:page;mso-position-vertical-relative:page;mso-width-percent:706;mso-height-percent:566;mso-left-percent:220;mso-top-percent:300" coordsize="43291,44910" o:gfxdata="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">
+                  <v:group w14:anchorId="52EF60D5" id="그룹 2" o:spid="_x0000_s1026" style="position:absolute;left:0;text-align:left;margin-left:0;margin-top:0;width:432.65pt;height:448.55pt;z-index:-251695104;mso-width-percent:706;mso-height-percent:566;mso-left-percent:220;mso-top-percent:300;mso-position-horizontal-relative:page;mso-position-vertical-relative:page;mso-width-percent:706;mso-height-percent:566;mso-left-percent:220;mso-top-percent:300" coordsize="43291,44910" o:gfxdata="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">
                     <o:lock v:ext="edit" aspectratio="t"/>
                     <v:shape id="자유형 64" o:spid="_x0000_s1027" style="position:absolute;left:15017;width:28274;height:28352;visibility:visible;mso-wrap-style:square;v-text-anchor:top" coordsize="1781,1786" o:gfxdata="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" path="m4,1786l,1782,1776,r5,5l4,1786xe" filled="f" stroked="f">
                       <v:path arrowok="t" o:connecttype="custom" o:connectlocs="6350,2835275;0,2828925;2819400,0;2827338,7938;6350,2835275" o:connectangles="0,0,0,0,0"/>
@@ -1028,7 +1028,7 @@
       <w:pPr>
         <w:pStyle w:val="1"/>
       </w:pPr>
-      <w:bookmarkStart w:id="0" w:name="_Toc216187377"/>
+      <w:bookmarkStart w:id="0" w:name="_Toc224045890"/>
       <w:r>
         <w:rPr>
           <w:rFonts w:hint="eastAsia"/>
@@ -1266,7 +1266,7 @@
       <w:pPr>
         <w:pStyle w:val="1"/>
       </w:pPr>
-      <w:bookmarkStart w:id="1" w:name="_Toc216187378"/>
+      <w:bookmarkStart w:id="1" w:name="_Toc224045891"/>
       <w:r>
         <w:rPr>
           <w:rFonts w:hint="eastAsia"/>
@@ -1296,7 +1296,7 @@
       <w:r>
         <w:fldChar w:fldCharType="separate"/>
       </w:r>
-      <w:hyperlink w:anchor="_Toc216187377" w:history="1">
+      <w:hyperlink w:anchor="_Toc224045890" w:history="1">
         <w:r>
           <w:rPr>
             <w:rStyle w:val="a9"/>
@@ -1323,7 +1323,7 @@
             <w:noProof/>
             <w:webHidden/>
           </w:rPr>
-          <w:instrText xml:space="preserve"> PAGEREF _Toc216187377 \h </w:instrText>
+          <w:instrText xml:space="preserve"> PAGEREF _Toc224045890 \h </w:instrText>
         </w:r>
         <w:r>
           <w:rPr>
@@ -1365,7 +1365,7 @@
           <w14:ligatures w14:val="standardContextual"/>
         </w:rPr>
       </w:pPr>
-      <w:hyperlink w:anchor="_Toc216187378" w:history="1">
+      <w:hyperlink w:anchor="_Toc224045891" w:history="1">
         <w:r>
           <w:rPr>
             <w:rStyle w:val="a9"/>
@@ -1392,7 +1392,7 @@
             <w:noProof/>
             <w:webHidden/>
           </w:rPr>
-          <w:instrText xml:space="preserve"> PAGEREF _Toc216187378 \h </w:instrText>
+          <w:instrText xml:space="preserve"> PAGEREF _Toc224045891 \h </w:instrText>
         </w:r>
         <w:r>
           <w:rPr>
@@ -1434,7 +1434,7 @@
           <w14:ligatures w14:val="standardContextual"/>
         </w:rPr>
       </w:pPr>
-      <w:hyperlink w:anchor="_Toc216187379" w:history="1">
+      <w:hyperlink w:anchor="_Toc224045892" w:history="1">
         <w:r>
           <w:rPr>
             <w:rStyle w:val="a9"/>
@@ -1461,7 +1461,217 @@
             <w:noProof/>
             <w:webHidden/>
           </w:rPr>
-          <w:instrText xml:space="preserve"> PAGEREF _Toc216187379 \h </w:instrText>
+          <w:instrText xml:space="preserve"> PAGEREF _Toc224045892 \h </w:instrText>
+        </w:r>
+        <w:r>
+          <w:rPr>
+            <w:noProof/>
+            <w:webHidden/>
+          </w:rPr>
+        </w:r>
+        <w:r>
+          <w:rPr>
+            <w:noProof/>
+            <w:webHidden/>
+          </w:rPr>
+          <w:fldChar w:fldCharType="separate"/>
+        </w:r>
+        <w:r>
+          <w:rPr>
+            <w:noProof/>
+            <w:webHidden/>
+          </w:rPr>
+          <w:t>4</w:t>
+        </w:r>
+        <w:r>
+          <w:rPr>
+            <w:noProof/>
+            <w:webHidden/>
+          </w:rPr>
+          <w:fldChar w:fldCharType="end"/>
+        </w:r>
+      </w:hyperlink>
+    </w:p>
+    <w:p>
+      <w:pPr>
+        <w:pStyle w:val="20"/>
+        <w:tabs>
+          <w:tab w:val="right" w:leader="dot" w:pos="10456"/>
+        </w:tabs>
+        <w:ind w:left="400"/>
+        <w:rPr>
+          <w:noProof/>
+          <w14:ligatures w14:val="standardContextual"/>
+        </w:rPr>
+      </w:pPr>
+      <w:hyperlink w:anchor="_Toc224045893" w:history="1">
+        <w:r>
+          <w:rPr>
+            <w:rStyle w:val="a9"/>
+            <w:noProof/>
+          </w:rPr>
+          <w:t>3.1. 기획 의도</w:t>
+        </w:r>
+        <w:r>
+          <w:rPr>
+            <w:noProof/>
+            <w:webHidden/>
+          </w:rPr>
+          <w:tab/>
+        </w:r>
+        <w:r>
+          <w:rPr>
+            <w:noProof/>
+            <w:webHidden/>
+          </w:rPr>
+          <w:fldChar w:fldCharType="begin"/>
+        </w:r>
+        <w:r>
+          <w:rPr>
+            <w:noProof/>
+            <w:webHidden/>
+          </w:rPr>
+          <w:instrText xml:space="preserve"> PAGEREF _Toc224045893 \h </w:instrText>
+        </w:r>
+        <w:r>
+          <w:rPr>
+            <w:noProof/>
+            <w:webHidden/>
+          </w:rPr>
+        </w:r>
+        <w:r>
+          <w:rPr>
+            <w:noProof/>
+            <w:webHidden/>
+          </w:rPr>
+          <w:fldChar w:fldCharType="separate"/>
+        </w:r>
+        <w:r>
+          <w:rPr>
+            <w:noProof/>
+            <w:webHidden/>
+          </w:rPr>
+          <w:t>4</w:t>
+        </w:r>
+        <w:r>
+          <w:rPr>
+            <w:noProof/>
+            <w:webHidden/>
+          </w:rPr>
+          <w:fldChar w:fldCharType="end"/>
+        </w:r>
+      </w:hyperlink>
+    </w:p>
+    <w:p>
+      <w:pPr>
+        <w:pStyle w:val="20"/>
+        <w:tabs>
+          <w:tab w:val="right" w:leader="dot" w:pos="10456"/>
+        </w:tabs>
+        <w:ind w:left="400"/>
+        <w:rPr>
+          <w:noProof/>
+          <w14:ligatures w14:val="standardContextual"/>
+        </w:rPr>
+      </w:pPr>
+      <w:hyperlink w:anchor="_Toc224045894" w:history="1">
+        <w:r>
+          <w:rPr>
+            <w:rStyle w:val="a9"/>
+            <w:noProof/>
+          </w:rPr>
+          <w:t>3.2. 기획 목표</w:t>
+        </w:r>
+        <w:r>
+          <w:rPr>
+            <w:noProof/>
+            <w:webHidden/>
+          </w:rPr>
+          <w:tab/>
+        </w:r>
+        <w:r>
+          <w:rPr>
+            <w:noProof/>
+            <w:webHidden/>
+          </w:rPr>
+          <w:fldChar w:fldCharType="begin"/>
+        </w:r>
+        <w:r>
+          <w:rPr>
+            <w:noProof/>
+            <w:webHidden/>
+          </w:rPr>
+          <w:instrText xml:space="preserve"> PAGEREF _Toc224045894 \h </w:instrText>
+        </w:r>
+        <w:r>
+          <w:rPr>
+            <w:noProof/>
+            <w:webHidden/>
+          </w:rPr>
+        </w:r>
+        <w:r>
+          <w:rPr>
+            <w:noProof/>
+            <w:webHidden/>
+          </w:rPr>
+          <w:fldChar w:fldCharType="separate"/>
+        </w:r>
+        <w:r>
+          <w:rPr>
+            <w:noProof/>
+            <w:webHidden/>
+          </w:rPr>
+          <w:t>4</w:t>
+        </w:r>
+        <w:r>
+          <w:rPr>
+            <w:noProof/>
+            <w:webHidden/>
+          </w:rPr>
+          <w:fldChar w:fldCharType="end"/>
+        </w:r>
+      </w:hyperlink>
+    </w:p>
+    <w:p>
+      <w:pPr>
+        <w:pStyle w:val="20"/>
+        <w:tabs>
+          <w:tab w:val="right" w:leader="dot" w:pos="10456"/>
+        </w:tabs>
+        <w:ind w:left="400"/>
+        <w:rPr>
+          <w:noProof/>
+          <w14:ligatures w14:val="standardContextual"/>
+        </w:rPr>
+      </w:pPr>
+      <w:hyperlink w:anchor="_Toc224045895" w:history="1">
+        <w:r>
+          <w:rPr>
+            <w:rStyle w:val="a9"/>
+            <w:noProof/>
+          </w:rPr>
+          <w:t>3.3. 개념 및 정의</w:t>
+        </w:r>
+        <w:r>
+          <w:rPr>
+            <w:noProof/>
+            <w:webHidden/>
+          </w:rPr>
+          <w:tab/>
+        </w:r>
+        <w:r>
+          <w:rPr>
+            <w:noProof/>
+            <w:webHidden/>
+          </w:rPr>
+          <w:fldChar w:fldCharType="begin"/>
+        </w:r>
+        <w:r>
+          <w:rPr>
+            <w:noProof/>
+            <w:webHidden/>
+          </w:rPr>
+          <w:instrText xml:space="preserve"> PAGEREF _Toc224045895 \h </w:instrText>
         </w:r>
         <w:r>
           <w:rPr>
@@ -1503,7 +1713,7 @@
           <w14:ligatures w14:val="standardContextual"/>
         </w:rPr>
       </w:pPr>
-      <w:hyperlink w:anchor="_Toc216187380" w:history="1">
+      <w:hyperlink w:anchor="_Toc224045896" w:history="1">
         <w:r>
           <w:rPr>
             <w:rStyle w:val="a9"/>
@@ -1530,7 +1740,7 @@
             <w:noProof/>
             <w:webHidden/>
           </w:rPr>
-          <w:instrText xml:space="preserve"> PAGEREF _Toc216187380 \h </w:instrText>
+          <w:instrText xml:space="preserve"> PAGEREF _Toc224045896 \h </w:instrText>
         </w:r>
         <w:r>
           <w:rPr>
@@ -1551,6 +1761,286 @@
             <w:webHidden/>
           </w:rPr>
           <w:t>5</w:t>
+        </w:r>
+        <w:r>
+          <w:rPr>
+            <w:noProof/>
+            <w:webHidden/>
+          </w:rPr>
+          <w:fldChar w:fldCharType="end"/>
+        </w:r>
+      </w:hyperlink>
+    </w:p>
+    <w:p>
+      <w:pPr>
+        <w:pStyle w:val="20"/>
+        <w:tabs>
+          <w:tab w:val="right" w:leader="dot" w:pos="10456"/>
+        </w:tabs>
+        <w:ind w:left="400"/>
+        <w:rPr>
+          <w:noProof/>
+          <w14:ligatures w14:val="standardContextual"/>
+        </w:rPr>
+      </w:pPr>
+      <w:hyperlink w:anchor="_Toc224045897" w:history="1">
+        <w:r>
+          <w:rPr>
+            <w:rStyle w:val="a9"/>
+            <w:noProof/>
+          </w:rPr>
+          <w:t>4.1. 기본 종족</w:t>
+        </w:r>
+        <w:r>
+          <w:rPr>
+            <w:noProof/>
+            <w:webHidden/>
+          </w:rPr>
+          <w:tab/>
+        </w:r>
+        <w:r>
+          <w:rPr>
+            <w:noProof/>
+            <w:webHidden/>
+          </w:rPr>
+          <w:fldChar w:fldCharType="begin"/>
+        </w:r>
+        <w:r>
+          <w:rPr>
+            <w:noProof/>
+            <w:webHidden/>
+          </w:rPr>
+          <w:instrText xml:space="preserve"> PAGEREF _Toc224045897 \h </w:instrText>
+        </w:r>
+        <w:r>
+          <w:rPr>
+            <w:noProof/>
+            <w:webHidden/>
+          </w:rPr>
+        </w:r>
+        <w:r>
+          <w:rPr>
+            <w:noProof/>
+            <w:webHidden/>
+          </w:rPr>
+          <w:fldChar w:fldCharType="separate"/>
+        </w:r>
+        <w:r>
+          <w:rPr>
+            <w:noProof/>
+            <w:webHidden/>
+          </w:rPr>
+          <w:t>5</w:t>
+        </w:r>
+        <w:r>
+          <w:rPr>
+            <w:noProof/>
+            <w:webHidden/>
+          </w:rPr>
+          <w:fldChar w:fldCharType="end"/>
+        </w:r>
+      </w:hyperlink>
+    </w:p>
+    <w:p>
+      <w:pPr>
+        <w:pStyle w:val="20"/>
+        <w:tabs>
+          <w:tab w:val="right" w:leader="dot" w:pos="10456"/>
+        </w:tabs>
+        <w:ind w:left="400"/>
+        <w:rPr>
+          <w:noProof/>
+          <w14:ligatures w14:val="standardContextual"/>
+        </w:rPr>
+      </w:pPr>
+      <w:hyperlink w:anchor="_Toc224045898" w:history="1">
+        <w:r>
+          <w:rPr>
+            <w:rStyle w:val="a9"/>
+            <w:noProof/>
+          </w:rPr>
+          <w:t>4.2. 전환</w:t>
+        </w:r>
+        <w:r>
+          <w:rPr>
+            <w:noProof/>
+            <w:webHidden/>
+          </w:rPr>
+          <w:tab/>
+        </w:r>
+        <w:r>
+          <w:rPr>
+            <w:noProof/>
+            <w:webHidden/>
+          </w:rPr>
+          <w:fldChar w:fldCharType="begin"/>
+        </w:r>
+        <w:r>
+          <w:rPr>
+            <w:noProof/>
+            <w:webHidden/>
+          </w:rPr>
+          <w:instrText xml:space="preserve"> PAGEREF _Toc224045898 \h </w:instrText>
+        </w:r>
+        <w:r>
+          <w:rPr>
+            <w:noProof/>
+            <w:webHidden/>
+          </w:rPr>
+        </w:r>
+        <w:r>
+          <w:rPr>
+            <w:noProof/>
+            <w:webHidden/>
+          </w:rPr>
+          <w:fldChar w:fldCharType="separate"/>
+        </w:r>
+        <w:r>
+          <w:rPr>
+            <w:noProof/>
+            <w:webHidden/>
+          </w:rPr>
+          <w:t>5</w:t>
+        </w:r>
+        <w:r>
+          <w:rPr>
+            <w:noProof/>
+            <w:webHidden/>
+          </w:rPr>
+          <w:fldChar w:fldCharType="end"/>
+        </w:r>
+      </w:hyperlink>
+    </w:p>
+    <w:p>
+      <w:pPr>
+        <w:pStyle w:val="20"/>
+        <w:tabs>
+          <w:tab w:val="right" w:leader="dot" w:pos="10456"/>
+        </w:tabs>
+        <w:ind w:left="400"/>
+        <w:rPr>
+          <w:noProof/>
+          <w14:ligatures w14:val="standardContextual"/>
+        </w:rPr>
+      </w:pPr>
+      <w:hyperlink w:anchor="_Toc224045899" w:history="1">
+        <w:r>
+          <w:rPr>
+            <w:rStyle w:val="a9"/>
+            <w:noProof/>
+          </w:rPr>
+          <w:t>4.3. 능력치 지정 변경 및 능력치 수치값 변경</w:t>
+        </w:r>
+        <w:r>
+          <w:rPr>
+            <w:noProof/>
+            <w:webHidden/>
+          </w:rPr>
+          <w:tab/>
+        </w:r>
+        <w:r>
+          <w:rPr>
+            <w:noProof/>
+            <w:webHidden/>
+          </w:rPr>
+          <w:fldChar w:fldCharType="begin"/>
+        </w:r>
+        <w:r>
+          <w:rPr>
+            <w:noProof/>
+            <w:webHidden/>
+          </w:rPr>
+          <w:instrText xml:space="preserve"> PAGEREF _Toc224045899 \h </w:instrText>
+        </w:r>
+        <w:r>
+          <w:rPr>
+            <w:noProof/>
+            <w:webHidden/>
+          </w:rPr>
+        </w:r>
+        <w:r>
+          <w:rPr>
+            <w:noProof/>
+            <w:webHidden/>
+          </w:rPr>
+          <w:fldChar w:fldCharType="separate"/>
+        </w:r>
+        <w:r>
+          <w:rPr>
+            <w:noProof/>
+            <w:webHidden/>
+          </w:rPr>
+          <w:t>6</w:t>
+        </w:r>
+        <w:r>
+          <w:rPr>
+            <w:noProof/>
+            <w:webHidden/>
+          </w:rPr>
+          <w:fldChar w:fldCharType="end"/>
+        </w:r>
+      </w:hyperlink>
+    </w:p>
+    <w:p>
+      <w:pPr>
+        <w:pStyle w:val="20"/>
+        <w:tabs>
+          <w:tab w:val="right" w:leader="dot" w:pos="10456"/>
+        </w:tabs>
+        <w:ind w:left="400"/>
+        <w:rPr>
+          <w:noProof/>
+          <w14:ligatures w14:val="standardContextual"/>
+        </w:rPr>
+      </w:pPr>
+      <w:hyperlink w:anchor="_Toc224045900" w:history="1">
+        <w:r>
+          <w:rPr>
+            <w:rStyle w:val="a9"/>
+            <w:noProof/>
+          </w:rPr>
+          <w:t>4.4. 공격 상성</w:t>
+        </w:r>
+        <w:r>
+          <w:rPr>
+            <w:noProof/>
+            <w:webHidden/>
+          </w:rPr>
+          <w:tab/>
+        </w:r>
+        <w:r>
+          <w:rPr>
+            <w:noProof/>
+            <w:webHidden/>
+          </w:rPr>
+          <w:fldChar w:fldCharType="begin"/>
+        </w:r>
+        <w:r>
+          <w:rPr>
+            <w:noProof/>
+            <w:webHidden/>
+          </w:rPr>
+          <w:instrText xml:space="preserve"> PAGEREF _Toc224045900 \h </w:instrText>
+        </w:r>
+        <w:r>
+          <w:rPr>
+            <w:noProof/>
+            <w:webHidden/>
+          </w:rPr>
+        </w:r>
+        <w:r>
+          <w:rPr>
+            <w:noProof/>
+            <w:webHidden/>
+          </w:rPr>
+          <w:fldChar w:fldCharType="separate"/>
+        </w:r>
+        <w:r>
+          <w:rPr>
+            <w:noProof/>
+            <w:webHidden/>
+          </w:rPr>
+          <w:t>6</w:t>
         </w:r>
         <w:r>
           <w:rPr>
@@ -1572,7 +2062,7 @@
           <w14:ligatures w14:val="standardContextual"/>
         </w:rPr>
       </w:pPr>
-      <w:hyperlink w:anchor="_Toc216187381" w:history="1">
+      <w:hyperlink w:anchor="_Toc224045901" w:history="1">
         <w:r>
           <w:rPr>
             <w:rStyle w:val="a9"/>
@@ -1599,7 +2089,13 @@
             <w:noProof/>
             <w:webHidden/>
           </w:rPr>
-          <w:instrText xml:space="preserve"> PAGEREF _Toc216187381 \h </w:instrText>
+          <w:instrText xml:space="preserve"> PAGEREF _Toc224045901 \h </w:instrText>
+        </w:r>
+        <w:r>
+          <w:rPr>
+            <w:noProof/>
+            <w:webHidden/>
+          </w:rPr>
         </w:r>
         <w:r>
           <w:rPr>
@@ -1610,13 +2106,10 @@
         </w:r>
         <w:r>
           <w:rPr>
-            <w:rFonts w:hint="eastAsia"/>
-            <w:b/>
-            <w:bCs/>
-            <w:noProof/>
-            <w:webHidden/>
-          </w:rPr>
-          <w:t>오류! 책갈피가 정의되어 있지 않습니다.</w:t>
+            <w:noProof/>
+            <w:webHidden/>
+          </w:rPr>
+          <w:t>7</w:t>
         </w:r>
         <w:r>
           <w:rPr>
@@ -1638,7 +2131,7 @@
           <w14:ligatures w14:val="standardContextual"/>
         </w:rPr>
       </w:pPr>
-      <w:hyperlink w:anchor="_Toc216187382" w:history="1">
+      <w:hyperlink w:anchor="_Toc224045902" w:history="1">
         <w:r>
           <w:rPr>
             <w:rStyle w:val="a9"/>
@@ -1665,7 +2158,7 @@
             <w:noProof/>
             <w:webHidden/>
           </w:rPr>
-          <w:instrText xml:space="preserve"> PAGEREF _Toc216187382 \h </w:instrText>
+          <w:instrText xml:space="preserve"> PAGEREF _Toc224045902 \h </w:instrText>
         </w:r>
         <w:r>
           <w:rPr>
@@ -1707,7 +2200,7 @@
           <w14:ligatures w14:val="standardContextual"/>
         </w:rPr>
       </w:pPr>
-      <w:hyperlink w:anchor="_Toc216187383" w:history="1">
+      <w:hyperlink w:anchor="_Toc224045903" w:history="1">
         <w:r>
           <w:rPr>
             <w:rStyle w:val="a9"/>
@@ -1734,7 +2227,7 @@
             <w:noProof/>
             <w:webHidden/>
           </w:rPr>
-          <w:instrText xml:space="preserve"> PAGEREF _Toc216187383 \h </w:instrText>
+          <w:instrText xml:space="preserve"> PAGEREF _Toc224045903 \h </w:instrText>
         </w:r>
         <w:r>
           <w:rPr>
@@ -1777,7 +2270,7 @@
       <w:pPr>
         <w:pStyle w:val="1"/>
       </w:pPr>
-      <w:bookmarkStart w:id="2" w:name="_Toc216187379"/>
+      <w:bookmarkStart w:id="2" w:name="_Toc224045892"/>
       <w:r>
         <w:rPr>
           <w:rFonts w:hint="eastAsia"/>
@@ -1888,12 +2381,14 @@
       <w:pPr>
         <w:pStyle w:val="2"/>
       </w:pPr>
+      <w:bookmarkStart w:id="3" w:name="_Toc224045893"/>
       <w:r>
         <w:rPr>
           <w:rFonts w:hint="eastAsia"/>
         </w:rPr>
         <w:t>기획 의도</w:t>
       </w:r>
+      <w:bookmarkEnd w:id="3"/>
     </w:p>
     <w:p>
       <w:pPr>
@@ -1904,12 +2399,14 @@
       <w:pPr>
         <w:pStyle w:val="2"/>
       </w:pPr>
+      <w:bookmarkStart w:id="4" w:name="_Toc224045894"/>
       <w:r>
         <w:rPr>
           <w:rFonts w:hint="eastAsia"/>
         </w:rPr>
         <w:t>기획 목표</w:t>
       </w:r>
+      <w:bookmarkEnd w:id="4"/>
     </w:p>
     <w:p>
       <w:pPr>
@@ -1920,12 +2417,14 @@
       <w:pPr>
         <w:pStyle w:val="2"/>
       </w:pPr>
+      <w:bookmarkStart w:id="5" w:name="_Toc224045895"/>
       <w:r>
         <w:rPr>
           <w:rFonts w:hint="eastAsia"/>
         </w:rPr>
         <w:t>개념 및 정의</w:t>
       </w:r>
+      <w:bookmarkEnd w:id="5"/>
     </w:p>
     <w:p>
       <w:pPr>
@@ -1983,7 +2482,7 @@
       <w:pPr>
         <w:pStyle w:val="1"/>
       </w:pPr>
-      <w:bookmarkStart w:id="3" w:name="_Toc216187380"/>
+      <w:bookmarkStart w:id="6" w:name="_Toc224045896"/>
       <w:r>
         <w:rPr>
           <w:rFonts w:hint="eastAsia"/>
@@ -1991,7 +2490,7 @@
         <w:lastRenderedPageBreak/>
         <w:t>종족 시스템</w:t>
       </w:r>
-      <w:bookmarkEnd w:id="3"/>
+      <w:bookmarkEnd w:id="6"/>
     </w:p>
     <w:p>
       <w:pPr>
@@ -2101,12 +2600,14 @@
       <w:pPr>
         <w:pStyle w:val="2"/>
       </w:pPr>
+      <w:bookmarkStart w:id="7" w:name="_Toc224045897"/>
       <w:r>
         <w:rPr>
           <w:rFonts w:hint="eastAsia"/>
         </w:rPr>
         <w:t>기본 종족</w:t>
       </w:r>
+      <w:bookmarkEnd w:id="7"/>
     </w:p>
     <w:p>
       <w:pPr>
@@ -2155,12 +2656,14 @@
       <w:pPr>
         <w:pStyle w:val="2"/>
       </w:pPr>
+      <w:bookmarkStart w:id="8" w:name="_Toc224045898"/>
       <w:r>
         <w:rPr>
           <w:rFonts w:hint="eastAsia"/>
         </w:rPr>
         <w:t>전환</w:t>
       </w:r>
+      <w:bookmarkEnd w:id="8"/>
     </w:p>
     <w:p>
       <w:pPr>
@@ -2473,6 +2976,7 @@
         <w:pStyle w:val="2"/>
         <w:keepNext/>
       </w:pPr>
+      <w:bookmarkStart w:id="9" w:name="_Toc224045899"/>
       <w:r>
         <w:rPr>
           <w:rFonts w:hint="eastAsia"/>
@@ -2486,6 +2990,7 @@
         </w:rPr>
         <w:t>지정 변경 및 능력치 수치값 변경</w:t>
       </w:r>
+      <w:bookmarkEnd w:id="9"/>
     </w:p>
     <w:p>
       <w:pPr>
@@ -2765,12 +3270,14 @@
         <w:pStyle w:val="2"/>
         <w:keepNext/>
       </w:pPr>
+      <w:bookmarkStart w:id="10" w:name="_Toc224045900"/>
       <w:r>
         <w:rPr>
           <w:rFonts w:hint="eastAsia"/>
         </w:rPr>
         <w:t>공격 상성</w:t>
       </w:r>
+      <w:bookmarkEnd w:id="10"/>
     </w:p>
     <w:p>
       <w:pPr>
@@ -2826,6 +3333,7 @@
       <w:pPr>
         <w:pStyle w:val="1"/>
       </w:pPr>
+      <w:bookmarkStart w:id="11" w:name="_Toc224045901"/>
       <w:r>
         <w:rPr>
           <w:rFonts w:hint="eastAsia"/>
@@ -2833,6 +3341,7 @@
         <w:lastRenderedPageBreak/>
         <w:t>인간</w:t>
       </w:r>
+      <w:bookmarkEnd w:id="11"/>
     </w:p>
     <w:p>
       <w:pPr>
@@ -3114,7 +3623,7 @@
       <w:pPr>
         <w:pStyle w:val="1"/>
       </w:pPr>
-      <w:bookmarkStart w:id="4" w:name="_Toc216187382"/>
+      <w:bookmarkStart w:id="12" w:name="_Toc224045902"/>
       <w:r>
         <w:rPr>
           <w:rFonts w:hint="eastAsia"/>
@@ -3122,7 +3631,7 @@
         <w:lastRenderedPageBreak/>
         <w:t>망령</w:t>
       </w:r>
-      <w:bookmarkEnd w:id="4"/>
+      <w:bookmarkEnd w:id="12"/>
     </w:p>
     <w:p>
       <w:pPr>
@@ -3431,7 +3940,7 @@
       <w:pPr>
         <w:pStyle w:val="1"/>
       </w:pPr>
-      <w:bookmarkStart w:id="5" w:name="_Toc216187383"/>
+      <w:bookmarkStart w:id="13" w:name="_Toc224045903"/>
       <w:r>
         <w:rPr>
           <w:rFonts w:hint="eastAsia"/>
@@ -3445,7 +3954,7 @@
         </w:rPr>
         <w:t>괴</w:t>
       </w:r>
-      <w:bookmarkEnd w:id="5"/>
+      <w:bookmarkEnd w:id="13"/>
     </w:p>
     <w:p>
       <w:pPr>
